--- a/data/cvs/cv_87_Ayora_Full_Stack_Developer__5-8_yrs_.docx
+++ b/data/cvs/cv_87_Ayora_Full_Stack_Developer__5-8_yrs_.docx
@@ -86,7 +86,7 @@
         <w:rPr>
           <w:sz w:val="20"/>
         </w:rPr>
-        <w:t>Full Stack Developer with 4+ years of experience in building end-to-end applications. I excel in Python, JavaScript, and SQL, with a strong foundation in React, Node.js, and Django. My recent focus has been on AI-driven automation, including model evaluation, prompt engineering, and dataset structuring. At Copy Cat Group, I'm currently leading the integration of SAP APIs with an internal Credit Control System, and designing an AI-powered tender scraping pipeline.</w:t>
+        <w:t>Full Stack Developer with 4+ years of experience in building end-to-end applications. Proficient in Python, JavaScript, and SQL, with a strong background in React, Node.js, and Django. I have worked extensively with PostgreSQL and MongoDB databases, and have experience in data analysis using Pandas and NumPy. Currently, I am focused on AI-driven projects, including model evaluation, prompt engineering, and dataset structuring, while also building production systems at Copy Cat Group.</w:t>
       </w:r>
     </w:p>
     <w:p>
@@ -227,7 +227,7 @@
         <w:rPr>
           <w:sz w:val="20"/>
         </w:rPr>
-        <w:t>Oracle Cloud, Google Cloud Platform, Docker</w:t>
+        <w:t>Oracle Cloud, Google Cloud Platform, Git, GitHub, CI/CD, Docker</w:t>
       </w:r>
     </w:p>
     <w:p>
@@ -245,7 +245,7 @@
         <w:rPr>
           <w:sz w:val="20"/>
         </w:rPr>
-        <w:t>TypeScript, Spring Boot, FastAPI, .NET, Next.js, Angular, Vue, GraphQL, API design, API versioning, API caching, API integration, NoSQL, AWS, GCP, Azure, CI/CD, performance optimization</w:t>
+        <w:t>Node.js (TypeScript), Java (Spring Boot), Python (Django/FastAPI), .NET, React / Next.js, Angular, Vue, GraphQL, API design, API versioning, API caching, API integration patterns, PostgreSQL/MySQL, NoSQL, AWS, GCP, Azure, performance optimization, debugging, unit testing</w:t>
       </w:r>
     </w:p>
     <w:p>
@@ -263,7 +263,7 @@
         <w:rPr>
           <w:sz w:val="20"/>
         </w:rPr>
-        <w:t>debugging, unit testing, integration testing, code quality, Apple Health, Google Fit, Fitbit, Garmin, Strava, event-driven systems, Kafka, RabbitMQ, SQS, WebSockets, microservices, service-to-service authentication, GDPR, HIPAA</w:t>
+        <w:t>integration testing, code quality, Apple Health, Google Fit, Fitbit, Garmin, Strava, event-driven systems, Kafka, RabbitMQ, SQS, WebSockets, real-time features, microservices, service-to-service authentication, GDPR, HIPAA, admin panels, CMS, internal tools</w:t>
       </w:r>
     </w:p>
     <w:p>
@@ -313,7 +313,7 @@
         <w:rPr>
           <w:sz w:val="20"/>
         </w:rPr>
-        <w:t>Integrating SAP APIs with an internal Credit Control System, creating an automated solution for OA and IT business units.</w:t>
+        <w:t>Integrating SAP APIs with an internal Credit Control System, automating processes for OA and IT business units.</w:t>
       </w:r>
     </w:p>
     <w:p>
@@ -325,7 +325,7 @@
         <w:rPr>
           <w:sz w:val="20"/>
         </w:rPr>
-        <w:t>Designing and prototyping an AI-powered tender scraping pipeline to automate tender opportunity discovery and processing.</w:t>
+        <w:t>Authoring comprehensive System Design Documents (SDDs) for Application, Data, Integration, and Security Architecture.</w:t>
       </w:r>
     </w:p>
     <w:p>
@@ -337,7 +337,7 @@
         <w:rPr>
           <w:sz w:val="20"/>
         </w:rPr>
-        <w:t>Authoring technical documentation, including Business Requirements Documents and System Design Documents, for enterprise architecture and project scoping.</w:t>
+        <w:t>Designing and building an AI-powered tender scraping pipeline to automate tender opportunity discovery and processing.</w:t>
       </w:r>
     </w:p>
     <w:p>
@@ -407,7 +407,7 @@
         <w:rPr>
           <w:sz w:val="20"/>
         </w:rPr>
-        <w:t>Building full-stack solutions with optimised UI components, APIs, and CMS-based systems for diverse U.S. clients.</w:t>
+        <w:t>Delivered full-stack solutions, including UI components and API optimisation, for diverse U.S. clients.</w:t>
       </w:r>
     </w:p>
     <w:p>
@@ -442,7 +442,7 @@
         <w:rPr>
           <w:sz w:val="20"/>
         </w:rPr>
-        <w:t>Performing intent detection, slot tagging, and utterance verification for health and agriculture AI systems, ensuring high-quality multilingual training data.</w:t>
+        <w:t>Performed intent detection and slot tagging for health and agriculture AI systems, ensuring high-quality multilingual training data.</w:t>
       </w:r>
     </w:p>
     <w:p>
